--- a/manuscript/RESPONSE_TO_REVIEWER_v13.docx
+++ b/manuscript/RESPONSE_TO_REVIEWER_v13.docx
@@ -584,7 +584,7 @@
           <w:b/>
           <w:bCs/>
         </w:rPr>
-        <w:t xml:space="preserve">v9.0.0</w:t>
+        <w:t xml:space="preserve">v10.0.0</w:t>
       </w:r>
       <w:r>
         <w:rPr>
